--- a/report/template/ДПБ_(экспл_СПТ)/IFL.docx
+++ b/report/template/ДПБ_(экспл_СПТ)/IFL.docx
@@ -774,6 +774,7 @@
           <w:lang w:val="ru-RU"/>
         </w:rPr>
       </w:pPr>
+      <w:proofErr w:type="spellStart"/>
       <w:r>
         <w:rPr>
           <w:rFonts w:cs="Times New Roman"/>
@@ -783,6 +784,7 @@
         </w:rPr>
         <w:t>Email</w:t>
       </w:r>
+      <w:proofErr w:type="spellEnd"/>
       <w:r>
         <w:rPr>
           <w:rFonts w:cs="Times New Roman"/>
@@ -1644,7 +1646,7 @@
           <w:szCs w:val="24"/>
           <w:lang w:val="ru-RU" w:eastAsia="ru-RU"/>
         </w:rPr>
-        <w:instrText xml:space="preserve"> REF _Ref220879761 \h  \* MERGEFORMAT </w:instrText>
+        <w:instrText xml:space="preserve"> REF _Ref223414721 \h </w:instrText>
       </w:r>
       <w:r>
         <w:rPr>
@@ -1675,11 +1677,12 @@
       <w:r>
         <w:rPr>
           <w:rFonts w:cs="Times New Roman"/>
+          <w:noProof/>
           <w:sz w:val="24"/>
           <w:szCs w:val="24"/>
           <w:lang w:val="ru-RU" w:eastAsia="ru-RU"/>
         </w:rPr>
-        <w:t>15</w:t>
+        <w:t>2</w:t>
       </w:r>
       <w:r>
         <w:rPr>
@@ -1734,6 +1737,7 @@
           <w:lang w:val="ru-RU" w:eastAsia="ru-RU"/>
         </w:rPr>
       </w:pPr>
+      <w:bookmarkStart w:id="1" w:name="_Ref223414721"/>
       <w:r>
         <w:rPr>
           <w:rFonts w:cs="Times New Roman"/>
@@ -1778,7 +1782,7 @@
           <w:szCs w:val="24"/>
           <w:lang w:val="ru-RU" w:eastAsia="ru-RU"/>
         </w:rPr>
-        <w:t>15</w:t>
+        <w:t>2</w:t>
       </w:r>
       <w:r>
         <w:rPr>
@@ -1789,6 +1793,7 @@
         </w:rPr>
         <w:fldChar w:fldCharType="end"/>
       </w:r>
+      <w:bookmarkEnd w:id="1"/>
       <w:r>
         <w:rPr>
           <w:rFonts w:cs="Times New Roman"/>
@@ -2055,6 +2060,7 @@
           <w:lang w:val="ru-RU" w:eastAsia="ru-RU"/>
         </w:rPr>
       </w:pPr>
+      <w:bookmarkStart w:id="2" w:name="_Ref223414733"/>
       <w:r>
         <w:rPr>
           <w:rFonts w:cs="Times New Roman"/>
@@ -2099,7 +2105,7 @@
           <w:szCs w:val="24"/>
           <w:lang w:val="ru-RU" w:eastAsia="ru-RU"/>
         </w:rPr>
-        <w:t>16</w:t>
+        <w:t>3</w:t>
       </w:r>
       <w:r>
         <w:rPr>
@@ -2110,6 +2116,7 @@
         </w:rPr>
         <w:fldChar w:fldCharType="end"/>
       </w:r>
+      <w:bookmarkEnd w:id="2"/>
       <w:r>
         <w:rPr>
           <w:rFonts w:cs="Times New Roman"/>
@@ -2153,7 +2160,7 @@
           <w:szCs w:val="24"/>
           <w:lang w:val="ru-RU" w:eastAsia="ru-RU"/>
         </w:rPr>
-        <w:instrText xml:space="preserve"> REF _Ref220879768 \h  \* MERGEFORMAT </w:instrText>
+        <w:instrText xml:space="preserve"> REF _Ref223414733 \h </w:instrText>
       </w:r>
       <w:r>
         <w:rPr>
@@ -2184,11 +2191,12 @@
       <w:r>
         <w:rPr>
           <w:rFonts w:cs="Times New Roman"/>
+          <w:noProof/>
           <w:sz w:val="24"/>
           <w:szCs w:val="24"/>
           <w:lang w:val="ru-RU" w:eastAsia="ru-RU"/>
         </w:rPr>
-        <w:t>16</w:t>
+        <w:t>3</w:t>
       </w:r>
       <w:r>
         <w:rPr>
@@ -2301,6 +2309,19 @@
           <w:lang w:val="ru-RU"/>
         </w:rPr>
       </w:pPr>
+    </w:p>
+    <w:p>
+      <w:pPr>
+        <w:spacing w:after="0" w:line="360" w:lineRule="auto"/>
+        <w:ind w:firstLine="680"/>
+        <w:jc w:val="both"/>
+        <w:rPr>
+          <w:rFonts w:cs="Times New Roman"/>
+          <w:sz w:val="24"/>
+          <w:szCs w:val="24"/>
+          <w:lang w:val="ru-RU"/>
+        </w:rPr>
+      </w:pPr>
       <w:r>
         <w:rPr>
           <w:rFonts w:cs="Times New Roman"/>
@@ -2308,7 +2329,6 @@
           <w:szCs w:val="24"/>
           <w:lang w:val="ru-RU"/>
         </w:rPr>
-        <w:lastRenderedPageBreak/>
         <w:t>Объекты спроектированы специализированными организациями, имеющими опыт работы в указанной области. Проектные решения и их реализация в целом соответствуют требованиям норм и правил, действовавших на период проектирования и строительства объектов. Эксплуатация опасных участков ведется в соответствии с требованиями действующих нормативов.</w:t>
       </w:r>
     </w:p>
